--- a/ส่วนเสริมทั้งหมด/ภาคผนวก-ก.docx
+++ b/ส่วนเสริมทั้งหมด/ภาคผนวก-ก.docx
@@ -1,6 +1,6 @@
 
 <file path=word/document.xml><?xml version="1.0" encoding="utf-8"?>
-<w:document xmlns:wpc="http://schemas.microsoft.com/office/word/2010/wordprocessingCanvas" xmlns:cx="http://schemas.microsoft.com/office/drawing/2014/chartex" xmlns:cx1="http://schemas.microsoft.com/office/drawing/2015/9/8/chartex" xmlns:cx2="http://schemas.microsoft.com/office/drawing/2015/10/21/chartex" xmlns:cx3="http://schemas.microsoft.com/office/drawing/2016/5/9/chartex" xmlns:cx4="http://schemas.microsoft.com/office/drawing/2016/5/10/chartex" xmlns:cx5="http://schemas.microsoft.com/office/drawing/2016/5/11/chartex" xmlns:cx6="http://schemas.microsoft.com/office/drawing/2016/5/12/chartex" xmlns:cx7="http://schemas.microsoft.com/office/drawing/2016/5/13/chartex" xmlns:cx8="http://schemas.microsoft.com/office/drawing/2016/5/14/chartex" xmlns:mc="http://schemas.openxmlformats.org/markup-compatibility/2006" xmlns:aink="http://schemas.microsoft.com/office/drawing/2016/ink" xmlns:am3d="http://schemas.microsoft.com/office/drawing/2017/model3d" xmlns:o="urn:schemas-microsoft-com:office:office" xmlns:r="http://schemas.openxmlformats.org/officeDocument/2006/relationships" xmlns:m="http://schemas.openxmlformats.org/officeDocument/2006/math" xmlns:v="urn:schemas-microsoft-com:vml" xmlns:wp14="http://schemas.microsoft.com/office/word/2010/wordprocessingDrawing" xmlns:wp="http://schemas.openxmlformats.org/drawingml/2006/wordprocessingDrawing" xmlns:w10="urn:schemas-microsoft-com:office:word" xmlns:w="http://schemas.openxmlformats.org/wordprocessingml/2006/main" xmlns:w14="http://schemas.microsoft.com/office/word/2010/wordml" xmlns:w15="http://schemas.microsoft.com/office/word/2012/wordml" xmlns:w16cid="http://schemas.microsoft.com/office/word/2016/wordml/cid" xmlns:w16se="http://schemas.microsoft.com/office/word/2015/wordml/symex" xmlns:wpg="http://schemas.microsoft.com/office/word/2010/wordprocessingGroup" xmlns:wpi="http://schemas.microsoft.com/office/word/2010/wordprocessingInk" xmlns:wne="http://schemas.microsoft.com/office/word/2006/wordml" xmlns:wps="http://schemas.microsoft.com/office/word/2010/wordprocessingShape" mc:Ignorable="w14 w15 w16se w16cid wp14">
+<w:document xmlns:wpc="http://schemas.microsoft.com/office/word/2010/wordprocessingCanvas" xmlns:cx="http://schemas.microsoft.com/office/drawing/2014/chartex" xmlns:cx1="http://schemas.microsoft.com/office/drawing/2015/9/8/chartex" xmlns:cx2="http://schemas.microsoft.com/office/drawing/2015/10/21/chartex" xmlns:cx3="http://schemas.microsoft.com/office/drawing/2016/5/9/chartex" xmlns:cx4="http://schemas.microsoft.com/office/drawing/2016/5/10/chartex" xmlns:cx5="http://schemas.microsoft.com/office/drawing/2016/5/11/chartex" xmlns:cx6="http://schemas.microsoft.com/office/drawing/2016/5/12/chartex" xmlns:cx7="http://schemas.microsoft.com/office/drawing/2016/5/13/chartex" xmlns:cx8="http://schemas.microsoft.com/office/drawing/2016/5/14/chartex" xmlns:mc="http://schemas.openxmlformats.org/markup-compatibility/2006" xmlns:aink="http://schemas.microsoft.com/office/drawing/2016/ink" xmlns:am3d="http://schemas.microsoft.com/office/drawing/2017/model3d" xmlns:o="urn:schemas-microsoft-com:office:office" xmlns:r="http://schemas.openxmlformats.org/officeDocument/2006/relationships" xmlns:m="http://schemas.openxmlformats.org/officeDocument/2006/math" xmlns:v="urn:schemas-microsoft-com:vml" xmlns:wp14="http://schemas.microsoft.com/office/word/2010/wordprocessingDrawing" xmlns:wp="http://schemas.openxmlformats.org/drawingml/2006/wordprocessingDrawing" xmlns:w10="urn:schemas-microsoft-com:office:word" xmlns:w="http://schemas.openxmlformats.org/wordprocessingml/2006/main" xmlns:w14="http://schemas.microsoft.com/office/word/2010/wordml" xmlns:w15="http://schemas.microsoft.com/office/word/2012/wordml" xmlns:w16cex="http://schemas.microsoft.com/office/word/2018/wordml/cex" xmlns:w16cid="http://schemas.microsoft.com/office/word/2016/wordml/cid" xmlns:w16="http://schemas.microsoft.com/office/word/2018/wordml" xmlns:w16sdtdh="http://schemas.microsoft.com/office/word/2020/wordml/sdtdatahash" xmlns:w16se="http://schemas.microsoft.com/office/word/2015/wordml/symex" xmlns:wpg="http://schemas.microsoft.com/office/word/2010/wordprocessingGroup" xmlns:wpi="http://schemas.microsoft.com/office/word/2010/wordprocessingInk" xmlns:wne="http://schemas.microsoft.com/office/word/2006/wordml" xmlns:wps="http://schemas.microsoft.com/office/word/2010/wordprocessingShape" mc:Ignorable="w14 w15 w16se w16cid w16 w16cex w16sdtdh wp14">
   <w:body>
     <w:p>
       <w:pPr>
@@ -272,7 +272,7 @@
           <w:cs/>
         </w:rPr>
         <w:lastRenderedPageBreak/>
-        <w:t>รายนามผู้เชี่ยวชาญแบบประเมินประสิทธิภาพของ</w:t>
+        <w:t>รายนามผู้เชี่ยวชาญแบบประเมินประสิทธิภาพของการ</w:t>
       </w:r>
       <w:r>
         <w:rPr>
@@ -336,34 +336,7 @@
           <w:szCs w:val="32"/>
           <w:cs/>
         </w:rPr>
-        <w:t>ผู้ช่วยศาสตราจารย์</w:t>
-      </w:r>
-      <w:r>
-        <w:rPr>
-          <w:rFonts w:ascii="TH SarabunPSK" w:hAnsi="TH SarabunPSK" w:cs="TH SarabunPSK" w:hint="cs"/>
-          <w:sz w:val="32"/>
-          <w:szCs w:val="32"/>
-          <w:cs/>
-        </w:rPr>
-        <w:t xml:space="preserve"> </w:t>
-      </w:r>
-      <w:r>
-        <w:rPr>
-          <w:rFonts w:ascii="TH SarabunPSK" w:hAnsi="TH SarabunPSK" w:cs="TH SarabunPSK"/>
-          <w:sz w:val="32"/>
-          <w:szCs w:val="32"/>
-          <w:cs/>
-        </w:rPr>
-        <w:t>เอกรินทร์ วิจิตต์พันธ</w:t>
-      </w:r>
-      <w:r>
-        <w:rPr>
-          <w:rFonts w:ascii="TH SarabunPSK" w:hAnsi="TH SarabunPSK" w:cs="TH SarabunPSK" w:hint="cs"/>
-          <w:sz w:val="32"/>
-          <w:szCs w:val="32"/>
-          <w:cs/>
-        </w:rPr>
-        <w:t>์</w:t>
+        <w:t>ผู้ช่วยศาสตราจารย์เอกรินทร์ วิจิตต์พันธ์</w:t>
       </w:r>
     </w:p>
     <w:p>
@@ -463,14 +436,6 @@
           <w:cs/>
         </w:rPr>
         <w:tab/>
-      </w:r>
-      <w:r>
-        <w:rPr>
-          <w:rFonts w:ascii="TH SarabunPSK" w:hAnsi="TH SarabunPSK" w:cs="TH SarabunPSK"/>
-          <w:sz w:val="32"/>
-          <w:szCs w:val="32"/>
-          <w:cs/>
-        </w:rPr>
         <w:t>สังกัด</w:t>
       </w:r>
       <w:r>
@@ -481,24 +446,7 @@
           <w:cs/>
         </w:rPr>
         <w:tab/>
-      </w:r>
-      <w:r>
-        <w:rPr>
-          <w:rFonts w:ascii="TH SarabunPSK" w:hAnsi="TH SarabunPSK" w:cs="TH SarabunPSK"/>
-          <w:sz w:val="32"/>
-          <w:szCs w:val="32"/>
-          <w:cs/>
-        </w:rPr>
-        <w:t>มหาวิทยาลัยเทคโนโลยีราชมงคลรัตนโกสินทร์ วิทยาเขตวังไกลกังว</w:t>
-      </w:r>
-      <w:r>
-        <w:rPr>
-          <w:rFonts w:ascii="TH SarabunPSK" w:hAnsi="TH SarabunPSK" w:cs="TH SarabunPSK" w:hint="cs"/>
-          <w:sz w:val="32"/>
-          <w:szCs w:val="32"/>
-          <w:cs/>
-        </w:rPr>
-        <w:t>ล</w:t>
+        <w:t>มหาวิทยาลัยเทคโนโลยีราชมงคลรัตนโกสินทร์ วิทยาเขตวังไกลกังวล</w:t>
       </w:r>
     </w:p>
     <w:p>
@@ -516,7 +464,7 @@
       </w:pPr>
       <w:r>
         <w:rPr>
-          <w:rFonts w:ascii="TH SarabunPSK" w:hAnsi="TH SarabunPSK" w:cs="TH SarabunPSK" w:hint="cs"/>
+          <w:rFonts w:ascii="TH SarabunPSK" w:hAnsi="TH SarabunPSK" w:cs="TH SarabunPSK"/>
           <w:sz w:val="32"/>
           <w:szCs w:val="32"/>
           <w:cs/>
@@ -539,25 +487,7 @@
           <w:szCs w:val="32"/>
           <w:cs/>
         </w:rPr>
-        <w:t>อาจารย์</w:t>
-      </w:r>
-      <w:r>
-        <w:rPr>
-          <w:rFonts w:ascii="TH SarabunPSK" w:hAnsi="TH SarabunPSK" w:cs="TH SarabunPSK" w:hint="cs"/>
-          <w:sz w:val="32"/>
-          <w:szCs w:val="32"/>
-          <w:cs/>
-        </w:rPr>
-        <w:t xml:space="preserve"> </w:t>
-      </w:r>
-      <w:r>
-        <w:rPr>
-          <w:rFonts w:ascii="TH SarabunPSK" w:hAnsi="TH SarabunPSK" w:cs="TH SarabunPSK"/>
-          <w:sz w:val="32"/>
-          <w:szCs w:val="32"/>
-          <w:cs/>
-        </w:rPr>
-        <w:t>วิลาวรรณ สุขชนะ</w:t>
+        <w:t>อาจารย์วิลาวรรณ สุขชนะ</w:t>
       </w:r>
     </w:p>
     <w:p>
@@ -581,14 +511,6 @@
           <w:cs/>
         </w:rPr>
         <w:tab/>
-      </w:r>
-      <w:r>
-        <w:rPr>
-          <w:rFonts w:ascii="TH SarabunPSK" w:hAnsi="TH SarabunPSK" w:cs="TH SarabunPSK"/>
-          <w:sz w:val="32"/>
-          <w:szCs w:val="32"/>
-          <w:cs/>
-        </w:rPr>
         <w:t>ตำแหน่ง</w:t>
       </w:r>
       <w:r>
@@ -603,40 +525,9 @@
       <w:r>
         <w:rPr>
           <w:rFonts w:ascii="TH SarabunPSK" w:hAnsi="TH SarabunPSK" w:cs="TH SarabunPSK"/>
-          <w:sz w:val="32"/>
-          <w:szCs w:val="32"/>
-          <w:cs/>
-        </w:rPr>
-        <w:t>อาจารย์ประจำสาขา</w:t>
-      </w:r>
-      <w:bookmarkStart w:id="0" w:name="_GoBack"/>
-      <w:r>
-        <w:rPr>
-          <w:rFonts w:ascii="TH SarabunPSK" w:hAnsi="TH SarabunPSK" w:cs="TH SarabunPSK"/>
-          <w:sz w:val="32"/>
-          <w:szCs w:val="32"/>
-          <w:cs/>
-        </w:rPr>
-        <w:t>วิชา</w:t>
-      </w:r>
-      <w:bookmarkEnd w:id="0"/>
-      <w:r>
-        <w:rPr>
-          <w:rFonts w:ascii="TH SarabunPSK" w:hAnsi="TH SarabunPSK" w:cs="TH SarabunPSK"/>
-          <w:sz w:val="32"/>
-          <w:szCs w:val="32"/>
-          <w:cs/>
-        </w:rPr>
-        <w:t>เทคโนโลยีสารสนเทศ</w:t>
-      </w:r>
-      <w:r>
-        <w:rPr>
-          <w:rFonts w:ascii="TH SarabunPSK" w:hAnsi="TH SarabunPSK" w:cs="TH SarabunPSK"/>
-          <w:sz w:val="32"/>
-          <w:szCs w:val="32"/>
-          <w:cs/>
-        </w:rPr>
-        <w:t>และนวัตกรรมดิจิทัล</w:t>
+          <w:cs/>
+        </w:rPr>
+        <w:t>อาจารย์ประจำสาขาเทคโนโลยีสารสนเทศ</w:t>
       </w:r>
     </w:p>
     <w:p>
@@ -669,14 +560,6 @@
           <w:cs/>
         </w:rPr>
         <w:tab/>
-      </w:r>
-      <w:r>
-        <w:rPr>
-          <w:rFonts w:ascii="TH SarabunPSK" w:hAnsi="TH SarabunPSK" w:cs="TH SarabunPSK"/>
-          <w:sz w:val="32"/>
-          <w:szCs w:val="32"/>
-          <w:cs/>
-        </w:rPr>
         <w:t>คณะอุตสาหกรรมและเทคโนโลยี</w:t>
       </w:r>
     </w:p>
@@ -701,14 +584,6 @@
           <w:cs/>
         </w:rPr>
         <w:tab/>
-      </w:r>
-      <w:r>
-        <w:rPr>
-          <w:rFonts w:ascii="TH SarabunPSK" w:hAnsi="TH SarabunPSK" w:cs="TH SarabunPSK"/>
-          <w:sz w:val="32"/>
-          <w:szCs w:val="32"/>
-          <w:cs/>
-        </w:rPr>
         <w:t>สังกัด</w:t>
       </w:r>
       <w:r>
@@ -719,14 +594,6 @@
           <w:cs/>
         </w:rPr>
         <w:tab/>
-      </w:r>
-      <w:r>
-        <w:rPr>
-          <w:rFonts w:ascii="TH SarabunPSK" w:hAnsi="TH SarabunPSK" w:cs="TH SarabunPSK"/>
-          <w:sz w:val="32"/>
-          <w:szCs w:val="32"/>
-          <w:cs/>
-        </w:rPr>
         <w:t>มหาวิทยาลัยเทคโนโลยีราชมงคลรัตนโกสินทร์ วิทยาเขตวังไกลกังวล</w:t>
       </w:r>
     </w:p>
@@ -745,7 +612,7 @@
       </w:pPr>
       <w:r>
         <w:rPr>
-          <w:rFonts w:ascii="TH SarabunPSK" w:hAnsi="TH SarabunPSK" w:cs="TH SarabunPSK" w:hint="cs"/>
+          <w:rFonts w:ascii="TH SarabunPSK" w:hAnsi="TH SarabunPSK" w:cs="TH SarabunPSK"/>
           <w:sz w:val="32"/>
           <w:szCs w:val="32"/>
           <w:cs/>
@@ -768,27 +635,7 @@
           <w:szCs w:val="32"/>
           <w:cs/>
         </w:rPr>
-        <w:t>นาย</w:t>
-      </w:r>
-      <w:proofErr w:type="spellStart"/>
-      <w:r>
-        <w:rPr>
-          <w:rFonts w:ascii="TH SarabunPSK" w:hAnsi="TH SarabunPSK" w:cs="TH SarabunPSK"/>
-          <w:sz w:val="32"/>
-          <w:szCs w:val="32"/>
-          <w:cs/>
-        </w:rPr>
-        <w:t>พฤ</w:t>
-      </w:r>
-      <w:proofErr w:type="spellEnd"/>
-      <w:r>
-        <w:rPr>
-          <w:rFonts w:ascii="TH SarabunPSK" w:hAnsi="TH SarabunPSK" w:cs="TH SarabunPSK"/>
-          <w:sz w:val="32"/>
-          <w:szCs w:val="32"/>
-          <w:cs/>
-        </w:rPr>
-        <w:t xml:space="preserve">ศกร </w:t>
+        <w:t xml:space="preserve">นายพฤศกร </w:t>
       </w:r>
       <w:proofErr w:type="spellStart"/>
       <w:r>
@@ -823,14 +670,6 @@
           <w:cs/>
         </w:rPr>
         <w:tab/>
-      </w:r>
-      <w:r>
-        <w:rPr>
-          <w:rFonts w:ascii="TH SarabunPSK" w:hAnsi="TH SarabunPSK" w:cs="TH SarabunPSK"/>
-          <w:sz w:val="32"/>
-          <w:szCs w:val="32"/>
-          <w:cs/>
-        </w:rPr>
         <w:t>ตำแหน่ง</w:t>
       </w:r>
       <w:r>
@@ -849,15 +688,25 @@
           <w:szCs w:val="32"/>
           <w:cs/>
         </w:rPr>
-        <w:t>ผู้จัดการฝ่ายทรัพยากรบุคคล (</w:t>
-      </w:r>
-      <w:r>
-        <w:rPr>
-          <w:rFonts w:ascii="TH SarabunPSK" w:hAnsi="TH SarabunPSK" w:cs="TH SarabunPSK"/>
-          <w:sz w:val="32"/>
-          <w:szCs w:val="32"/>
-        </w:rPr>
-        <w:t>HR Manager)</w:t>
+        <w:t>ฝ่ายทรัพยากรบุคคล</w:t>
+      </w:r>
+      <w:r>
+        <w:rPr>
+          <w:rFonts w:ascii="TH SarabunPSK" w:hAnsi="TH SarabunPSK" w:cs="TH SarabunPSK"/>
+          <w:sz w:val="32"/>
+          <w:szCs w:val="32"/>
+          <w:cs/>
+        </w:rPr>
+        <w:tab/>
+      </w:r>
+      <w:r>
+        <w:rPr>
+          <w:rFonts w:ascii="TH SarabunPSK" w:hAnsi="TH SarabunPSK" w:cs="TH SarabunPSK"/>
+          <w:sz w:val="32"/>
+          <w:szCs w:val="32"/>
+          <w:cs/>
+        </w:rPr>
+        <w:tab/>
       </w:r>
       <w:r>
         <w:rPr>
@@ -875,14 +724,6 @@
           <w:cs/>
         </w:rPr>
         <w:tab/>
-      </w:r>
-      <w:r>
-        <w:rPr>
-          <w:rFonts w:ascii="TH SarabunPSK" w:hAnsi="TH SarabunPSK" w:cs="TH SarabunPSK"/>
-          <w:sz w:val="32"/>
-          <w:szCs w:val="32"/>
-          <w:cs/>
-        </w:rPr>
         <w:t>สังกัด</w:t>
       </w:r>
       <w:r>
@@ -1018,7 +859,7 @@
 </file>
 
 <file path=word/endnotes.xml><?xml version="1.0" encoding="utf-8"?>
-<w:endnotes xmlns:wpc="http://schemas.microsoft.com/office/word/2010/wordprocessingCanvas" xmlns:cx="http://schemas.microsoft.com/office/drawing/2014/chartex" xmlns:cx1="http://schemas.microsoft.com/office/drawing/2015/9/8/chartex" xmlns:cx2="http://schemas.microsoft.com/office/drawing/2015/10/21/chartex" xmlns:cx3="http://schemas.microsoft.com/office/drawing/2016/5/9/chartex" xmlns:cx4="http://schemas.microsoft.com/office/drawing/2016/5/10/chartex" xmlns:cx5="http://schemas.microsoft.com/office/drawing/2016/5/11/chartex" xmlns:cx6="http://schemas.microsoft.com/office/drawing/2016/5/12/chartex" xmlns:cx7="http://schemas.microsoft.com/office/drawing/2016/5/13/chartex" xmlns:cx8="http://schemas.microsoft.com/office/drawing/2016/5/14/chartex" xmlns:mc="http://schemas.openxmlformats.org/markup-compatibility/2006" xmlns:aink="http://schemas.microsoft.com/office/drawing/2016/ink" xmlns:am3d="http://schemas.microsoft.com/office/drawing/2017/model3d" xmlns:o="urn:schemas-microsoft-com:office:office" xmlns:r="http://schemas.openxmlformats.org/officeDocument/2006/relationships" xmlns:m="http://schemas.openxmlformats.org/officeDocument/2006/math" xmlns:v="urn:schemas-microsoft-com:vml" xmlns:wp14="http://schemas.microsoft.com/office/word/2010/wordprocessingDrawing" xmlns:wp="http://schemas.openxmlformats.org/drawingml/2006/wordprocessingDrawing" xmlns:w10="urn:schemas-microsoft-com:office:word" xmlns:w="http://schemas.openxmlformats.org/wordprocessingml/2006/main" xmlns:w14="http://schemas.microsoft.com/office/word/2010/wordml" xmlns:w15="http://schemas.microsoft.com/office/word/2012/wordml" xmlns:w16cid="http://schemas.microsoft.com/office/word/2016/wordml/cid" xmlns:w16se="http://schemas.microsoft.com/office/word/2015/wordml/symex" xmlns:wpg="http://schemas.microsoft.com/office/word/2010/wordprocessingGroup" xmlns:wpi="http://schemas.microsoft.com/office/word/2010/wordprocessingInk" xmlns:wne="http://schemas.microsoft.com/office/word/2006/wordml" xmlns:wps="http://schemas.microsoft.com/office/word/2010/wordprocessingShape" mc:Ignorable="w14 w15 w16se w16cid wp14">
+<w:endnotes xmlns:wpc="http://schemas.microsoft.com/office/word/2010/wordprocessingCanvas" xmlns:cx="http://schemas.microsoft.com/office/drawing/2014/chartex" xmlns:cx1="http://schemas.microsoft.com/office/drawing/2015/9/8/chartex" xmlns:cx2="http://schemas.microsoft.com/office/drawing/2015/10/21/chartex" xmlns:cx3="http://schemas.microsoft.com/office/drawing/2016/5/9/chartex" xmlns:cx4="http://schemas.microsoft.com/office/drawing/2016/5/10/chartex" xmlns:cx5="http://schemas.microsoft.com/office/drawing/2016/5/11/chartex" xmlns:cx6="http://schemas.microsoft.com/office/drawing/2016/5/12/chartex" xmlns:cx7="http://schemas.microsoft.com/office/drawing/2016/5/13/chartex" xmlns:cx8="http://schemas.microsoft.com/office/drawing/2016/5/14/chartex" xmlns:mc="http://schemas.openxmlformats.org/markup-compatibility/2006" xmlns:aink="http://schemas.microsoft.com/office/drawing/2016/ink" xmlns:am3d="http://schemas.microsoft.com/office/drawing/2017/model3d" xmlns:o="urn:schemas-microsoft-com:office:office" xmlns:r="http://schemas.openxmlformats.org/officeDocument/2006/relationships" xmlns:m="http://schemas.openxmlformats.org/officeDocument/2006/math" xmlns:v="urn:schemas-microsoft-com:vml" xmlns:wp14="http://schemas.microsoft.com/office/word/2010/wordprocessingDrawing" xmlns:wp="http://schemas.openxmlformats.org/drawingml/2006/wordprocessingDrawing" xmlns:w10="urn:schemas-microsoft-com:office:word" xmlns:w="http://schemas.openxmlformats.org/wordprocessingml/2006/main" xmlns:w14="http://schemas.microsoft.com/office/word/2010/wordml" xmlns:w15="http://schemas.microsoft.com/office/word/2012/wordml" xmlns:w16cex="http://schemas.microsoft.com/office/word/2018/wordml/cex" xmlns:w16cid="http://schemas.microsoft.com/office/word/2016/wordml/cid" xmlns:w16="http://schemas.microsoft.com/office/word/2018/wordml" xmlns:w16sdtdh="http://schemas.microsoft.com/office/word/2020/wordml/sdtdatahash" xmlns:w16se="http://schemas.microsoft.com/office/word/2015/wordml/symex" xmlns:wpg="http://schemas.microsoft.com/office/word/2010/wordprocessingGroup" xmlns:wpi="http://schemas.microsoft.com/office/word/2010/wordprocessingInk" xmlns:wne="http://schemas.microsoft.com/office/word/2006/wordml" xmlns:wps="http://schemas.microsoft.com/office/word/2010/wordprocessingShape" mc:Ignorable="w14 w15 w16se w16cid w16 w16cex w16sdtdh wp14">
   <w:endnote w:type="separator" w:id="-1">
     <w:p>
       <w:pPr>
@@ -1043,7 +884,7 @@
 </file>
 
 <file path=word/footnotes.xml><?xml version="1.0" encoding="utf-8"?>
-<w:footnotes xmlns:wpc="http://schemas.microsoft.com/office/word/2010/wordprocessingCanvas" xmlns:cx="http://schemas.microsoft.com/office/drawing/2014/chartex" xmlns:cx1="http://schemas.microsoft.com/office/drawing/2015/9/8/chartex" xmlns:cx2="http://schemas.microsoft.com/office/drawing/2015/10/21/chartex" xmlns:cx3="http://schemas.microsoft.com/office/drawing/2016/5/9/chartex" xmlns:cx4="http://schemas.microsoft.com/office/drawing/2016/5/10/chartex" xmlns:cx5="http://schemas.microsoft.com/office/drawing/2016/5/11/chartex" xmlns:cx6="http://schemas.microsoft.com/office/drawing/2016/5/12/chartex" xmlns:cx7="http://schemas.microsoft.com/office/drawing/2016/5/13/chartex" xmlns:cx8="http://schemas.microsoft.com/office/drawing/2016/5/14/chartex" xmlns:mc="http://schemas.openxmlformats.org/markup-compatibility/2006" xmlns:aink="http://schemas.microsoft.com/office/drawing/2016/ink" xmlns:am3d="http://schemas.microsoft.com/office/drawing/2017/model3d" xmlns:o="urn:schemas-microsoft-com:office:office" xmlns:r="http://schemas.openxmlformats.org/officeDocument/2006/relationships" xmlns:m="http://schemas.openxmlformats.org/officeDocument/2006/math" xmlns:v="urn:schemas-microsoft-com:vml" xmlns:wp14="http://schemas.microsoft.com/office/word/2010/wordprocessingDrawing" xmlns:wp="http://schemas.openxmlformats.org/drawingml/2006/wordprocessingDrawing" xmlns:w10="urn:schemas-microsoft-com:office:word" xmlns:w="http://schemas.openxmlformats.org/wordprocessingml/2006/main" xmlns:w14="http://schemas.microsoft.com/office/word/2010/wordml" xmlns:w15="http://schemas.microsoft.com/office/word/2012/wordml" xmlns:w16cid="http://schemas.microsoft.com/office/word/2016/wordml/cid" xmlns:w16se="http://schemas.microsoft.com/office/word/2015/wordml/symex" xmlns:wpg="http://schemas.microsoft.com/office/word/2010/wordprocessingGroup" xmlns:wpi="http://schemas.microsoft.com/office/word/2010/wordprocessingInk" xmlns:wne="http://schemas.microsoft.com/office/word/2006/wordml" xmlns:wps="http://schemas.microsoft.com/office/word/2010/wordprocessingShape" mc:Ignorable="w14 w15 w16se w16cid wp14">
+<w:footnotes xmlns:wpc="http://schemas.microsoft.com/office/word/2010/wordprocessingCanvas" xmlns:cx="http://schemas.microsoft.com/office/drawing/2014/chartex" xmlns:cx1="http://schemas.microsoft.com/office/drawing/2015/9/8/chartex" xmlns:cx2="http://schemas.microsoft.com/office/drawing/2015/10/21/chartex" xmlns:cx3="http://schemas.microsoft.com/office/drawing/2016/5/9/chartex" xmlns:cx4="http://schemas.microsoft.com/office/drawing/2016/5/10/chartex" xmlns:cx5="http://schemas.microsoft.com/office/drawing/2016/5/11/chartex" xmlns:cx6="http://schemas.microsoft.com/office/drawing/2016/5/12/chartex" xmlns:cx7="http://schemas.microsoft.com/office/drawing/2016/5/13/chartex" xmlns:cx8="http://schemas.microsoft.com/office/drawing/2016/5/14/chartex" xmlns:mc="http://schemas.openxmlformats.org/markup-compatibility/2006" xmlns:aink="http://schemas.microsoft.com/office/drawing/2016/ink" xmlns:am3d="http://schemas.microsoft.com/office/drawing/2017/model3d" xmlns:o="urn:schemas-microsoft-com:office:office" xmlns:r="http://schemas.openxmlformats.org/officeDocument/2006/relationships" xmlns:m="http://schemas.openxmlformats.org/officeDocument/2006/math" xmlns:v="urn:schemas-microsoft-com:vml" xmlns:wp14="http://schemas.microsoft.com/office/word/2010/wordprocessingDrawing" xmlns:wp="http://schemas.openxmlformats.org/drawingml/2006/wordprocessingDrawing" xmlns:w10="urn:schemas-microsoft-com:office:word" xmlns:w="http://schemas.openxmlformats.org/wordprocessingml/2006/main" xmlns:w14="http://schemas.microsoft.com/office/word/2010/wordml" xmlns:w15="http://schemas.microsoft.com/office/word/2012/wordml" xmlns:w16cex="http://schemas.microsoft.com/office/word/2018/wordml/cex" xmlns:w16cid="http://schemas.microsoft.com/office/word/2016/wordml/cid" xmlns:w16="http://schemas.microsoft.com/office/word/2018/wordml" xmlns:w16sdtdh="http://schemas.microsoft.com/office/word/2020/wordml/sdtdatahash" xmlns:w16se="http://schemas.microsoft.com/office/word/2015/wordml/symex" xmlns:wpg="http://schemas.microsoft.com/office/word/2010/wordprocessingGroup" xmlns:wpi="http://schemas.microsoft.com/office/word/2010/wordprocessingInk" xmlns:wne="http://schemas.microsoft.com/office/word/2006/wordml" xmlns:wps="http://schemas.microsoft.com/office/word/2010/wordprocessingShape" mc:Ignorable="w14 w15 w16se w16cid w16 w16cex w16sdtdh wp14">
   <w:footnote w:type="separator" w:id="-1">
     <w:p>
       <w:pPr>
@@ -1068,9 +909,14 @@
 </file>
 
 <file path=word/header1.xml><?xml version="1.0" encoding="utf-8"?>
-<w:hdr xmlns:wpc="http://schemas.microsoft.com/office/word/2010/wordprocessingCanvas" xmlns:cx="http://schemas.microsoft.com/office/drawing/2014/chartex" xmlns:cx1="http://schemas.microsoft.com/office/drawing/2015/9/8/chartex" xmlns:cx2="http://schemas.microsoft.com/office/drawing/2015/10/21/chartex" xmlns:cx3="http://schemas.microsoft.com/office/drawing/2016/5/9/chartex" xmlns:cx4="http://schemas.microsoft.com/office/drawing/2016/5/10/chartex" xmlns:cx5="http://schemas.microsoft.com/office/drawing/2016/5/11/chartex" xmlns:cx6="http://schemas.microsoft.com/office/drawing/2016/5/12/chartex" xmlns:cx7="http://schemas.microsoft.com/office/drawing/2016/5/13/chartex" xmlns:cx8="http://schemas.microsoft.com/office/drawing/2016/5/14/chartex" xmlns:mc="http://schemas.openxmlformats.org/markup-compatibility/2006" xmlns:aink="http://schemas.microsoft.com/office/drawing/2016/ink" xmlns:am3d="http://schemas.microsoft.com/office/drawing/2017/model3d" xmlns:o="urn:schemas-microsoft-com:office:office" xmlns:r="http://schemas.openxmlformats.org/officeDocument/2006/relationships" xmlns:m="http://schemas.openxmlformats.org/officeDocument/2006/math" xmlns:v="urn:schemas-microsoft-com:vml" xmlns:wp14="http://schemas.microsoft.com/office/word/2010/wordprocessingDrawing" xmlns:wp="http://schemas.openxmlformats.org/drawingml/2006/wordprocessingDrawing" xmlns:w10="urn:schemas-microsoft-com:office:word" xmlns:w="http://schemas.openxmlformats.org/wordprocessingml/2006/main" xmlns:w14="http://schemas.microsoft.com/office/word/2010/wordml" xmlns:w15="http://schemas.microsoft.com/office/word/2012/wordml" xmlns:w16cid="http://schemas.microsoft.com/office/word/2016/wordml/cid" xmlns:w16se="http://schemas.microsoft.com/office/word/2015/wordml/symex" xmlns:wpg="http://schemas.microsoft.com/office/word/2010/wordprocessingGroup" xmlns:wpi="http://schemas.microsoft.com/office/word/2010/wordprocessingInk" xmlns:wne="http://schemas.microsoft.com/office/word/2006/wordml" xmlns:wps="http://schemas.microsoft.com/office/word/2010/wordprocessingShape" mc:Ignorable="w14 w15 w16se w16cid wp14">
+<w:hdr xmlns:wpc="http://schemas.microsoft.com/office/word/2010/wordprocessingCanvas" xmlns:cx="http://schemas.microsoft.com/office/drawing/2014/chartex" xmlns:cx1="http://schemas.microsoft.com/office/drawing/2015/9/8/chartex" xmlns:cx2="http://schemas.microsoft.com/office/drawing/2015/10/21/chartex" xmlns:cx3="http://schemas.microsoft.com/office/drawing/2016/5/9/chartex" xmlns:cx4="http://schemas.microsoft.com/office/drawing/2016/5/10/chartex" xmlns:cx5="http://schemas.microsoft.com/office/drawing/2016/5/11/chartex" xmlns:cx6="http://schemas.microsoft.com/office/drawing/2016/5/12/chartex" xmlns:cx7="http://schemas.microsoft.com/office/drawing/2016/5/13/chartex" xmlns:cx8="http://schemas.microsoft.com/office/drawing/2016/5/14/chartex" xmlns:mc="http://schemas.openxmlformats.org/markup-compatibility/2006" xmlns:aink="http://schemas.microsoft.com/office/drawing/2016/ink" xmlns:am3d="http://schemas.microsoft.com/office/drawing/2017/model3d" xmlns:o="urn:schemas-microsoft-com:office:office" xmlns:r="http://schemas.openxmlformats.org/officeDocument/2006/relationships" xmlns:m="http://schemas.openxmlformats.org/officeDocument/2006/math" xmlns:v="urn:schemas-microsoft-com:vml" xmlns:wp14="http://schemas.microsoft.com/office/word/2010/wordprocessingDrawing" xmlns:wp="http://schemas.openxmlformats.org/drawingml/2006/wordprocessingDrawing" xmlns:w10="urn:schemas-microsoft-com:office:word" xmlns:w="http://schemas.openxmlformats.org/wordprocessingml/2006/main" xmlns:w14="http://schemas.microsoft.com/office/word/2010/wordml" xmlns:w15="http://schemas.microsoft.com/office/word/2012/wordml" xmlns:w16cex="http://schemas.microsoft.com/office/word/2018/wordml/cex" xmlns:w16cid="http://schemas.microsoft.com/office/word/2016/wordml/cid" xmlns:w16="http://schemas.microsoft.com/office/word/2018/wordml" xmlns:w16sdtdh="http://schemas.microsoft.com/office/word/2020/wordml/sdtdatahash" xmlns:w16se="http://schemas.microsoft.com/office/word/2015/wordml/symex" xmlns:wpg="http://schemas.microsoft.com/office/word/2010/wordprocessingGroup" xmlns:wpi="http://schemas.microsoft.com/office/word/2010/wordprocessingInk" xmlns:wne="http://schemas.microsoft.com/office/word/2006/wordml" xmlns:wps="http://schemas.microsoft.com/office/word/2010/wordprocessingShape" mc:Ignorable="w14 w15 w16se w16cid w16 w16cex w16sdtdh wp14">
   <w:sdt>
     <w:sdtPr>
+      <w:rPr>
+        <w:rFonts w:ascii="TH SarabunPSK" w:hAnsi="TH SarabunPSK" w:cs="TH SarabunPSK"/>
+        <w:sz w:val="32"/>
+        <w:szCs w:val="32"/>
+      </w:rPr>
       <w:id w:val="-200472126"/>
       <w:docPartObj>
         <w:docPartGallery w:val="Page Numbers (Top of Page)"/>
@@ -1079,10 +925,7 @@
     </w:sdtPr>
     <w:sdtEndPr>
       <w:rPr>
-        <w:rFonts w:ascii="TH SarabunPSK" w:hAnsi="TH SarabunPSK" w:cs="TH SarabunPSK"/>
         <w:noProof/>
-        <w:sz w:val="32"/>
-        <w:szCs w:val="32"/>
       </w:rPr>
     </w:sdtEndPr>
     <w:sdtContent>
@@ -1102,41 +945,7 @@
             <w:sz w:val="32"/>
             <w:szCs w:val="32"/>
           </w:rPr>
-          <w:fldChar w:fldCharType="begin"/>
-        </w:r>
-        <w:r>
-          <w:rPr>
-            <w:rFonts w:ascii="TH SarabunPSK" w:hAnsi="TH SarabunPSK" w:cs="TH SarabunPSK"/>
-            <w:sz w:val="32"/>
-            <w:szCs w:val="32"/>
-          </w:rPr>
-          <w:instrText xml:space="preserve"> PAGE   \* MERGEFORMAT </w:instrText>
-        </w:r>
-        <w:r>
-          <w:rPr>
-            <w:rFonts w:ascii="TH SarabunPSK" w:hAnsi="TH SarabunPSK" w:cs="TH SarabunPSK"/>
-            <w:sz w:val="32"/>
-            <w:szCs w:val="32"/>
-          </w:rPr>
-          <w:fldChar w:fldCharType="separate"/>
-        </w:r>
-        <w:r>
-          <w:rPr>
-            <w:rFonts w:ascii="TH SarabunPSK" w:hAnsi="TH SarabunPSK" w:cs="TH SarabunPSK"/>
-            <w:noProof/>
-            <w:sz w:val="32"/>
-            <w:szCs w:val="32"/>
-          </w:rPr>
-          <w:t>2</w:t>
-        </w:r>
-        <w:r>
-          <w:rPr>
-            <w:rFonts w:ascii="TH SarabunPSK" w:hAnsi="TH SarabunPSK" w:cs="TH SarabunPSK"/>
-            <w:noProof/>
-            <w:sz w:val="32"/>
-            <w:szCs w:val="32"/>
-          </w:rPr>
-          <w:fldChar w:fldCharType="end"/>
+          <w:t>99</w:t>
         </w:r>
       </w:p>
     </w:sdtContent>
@@ -1144,13 +953,18 @@
   <w:p>
     <w:pPr>
       <w:pStyle w:val="Header"/>
+      <w:rPr>
+        <w:rFonts w:ascii="TH SarabunPSK" w:hAnsi="TH SarabunPSK" w:cs="TH SarabunPSK"/>
+        <w:sz w:val="32"/>
+        <w:szCs w:val="32"/>
+      </w:rPr>
     </w:pPr>
   </w:p>
 </w:hdr>
 </file>
 
 <file path=word/styles.xml><?xml version="1.0" encoding="utf-8"?>
-<w:styles xmlns:mc="http://schemas.openxmlformats.org/markup-compatibility/2006" xmlns:r="http://schemas.openxmlformats.org/officeDocument/2006/relationships" xmlns:w="http://schemas.openxmlformats.org/wordprocessingml/2006/main" xmlns:w14="http://schemas.microsoft.com/office/word/2010/wordml" xmlns:w15="http://schemas.microsoft.com/office/word/2012/wordml" xmlns:w16cid="http://schemas.microsoft.com/office/word/2016/wordml/cid" xmlns:w16se="http://schemas.microsoft.com/office/word/2015/wordml/symex" mc:Ignorable="w14 w15 w16se w16cid">
+<w:styles xmlns:mc="http://schemas.openxmlformats.org/markup-compatibility/2006" xmlns:r="http://schemas.openxmlformats.org/officeDocument/2006/relationships" xmlns:w="http://schemas.openxmlformats.org/wordprocessingml/2006/main" xmlns:w14="http://schemas.microsoft.com/office/word/2010/wordml" xmlns:w15="http://schemas.microsoft.com/office/word/2012/wordml" xmlns:w16cex="http://schemas.microsoft.com/office/word/2018/wordml/cex" xmlns:w16cid="http://schemas.microsoft.com/office/word/2016/wordml/cid" xmlns:w16="http://schemas.microsoft.com/office/word/2018/wordml" xmlns:w16sdtdh="http://schemas.microsoft.com/office/word/2020/wordml/sdtdatahash" xmlns:w16se="http://schemas.microsoft.com/office/word/2015/wordml/symex" mc:Ignorable="w14 w15 w16se w16cid w16 w16cex w16sdtdh">
   <w:docDefaults>
     <w:rPrDefault>
       <w:rPr>
@@ -1166,7 +980,7 @@
       </w:pPr>
     </w:pPrDefault>
   </w:docDefaults>
-  <w:latentStyles w:defLockedState="0" w:defUIPriority="99" w:defSemiHidden="0" w:defUnhideWhenUsed="0" w:defQFormat="0" w:count="375">
+  <w:latentStyles w:defLockedState="0" w:defUIPriority="99" w:defSemiHidden="0" w:defUnhideWhenUsed="0" w:defQFormat="0" w:count="376">
     <w:lsdException w:name="Normal" w:uiPriority="0" w:qFormat="1"/>
     <w:lsdException w:name="heading 1" w:uiPriority="9" w:qFormat="1"/>
     <w:lsdException w:name="heading 2" w:semiHidden="1" w:uiPriority="9" w:unhideWhenUsed="1" w:qFormat="1"/>
@@ -1272,7 +1086,6 @@
     <w:lsdException w:name="HTML Sample" w:semiHidden="1" w:unhideWhenUsed="1"/>
     <w:lsdException w:name="HTML Typewriter" w:semiHidden="1" w:unhideWhenUsed="1"/>
     <w:lsdException w:name="HTML Variable" w:semiHidden="1" w:unhideWhenUsed="1"/>
-    <w:lsdException w:name="Normal Table" w:semiHidden="1" w:unhideWhenUsed="1"/>
     <w:lsdException w:name="annotation subject" w:semiHidden="1" w:unhideWhenUsed="1"/>
     <w:lsdException w:name="No List" w:semiHidden="1" w:unhideWhenUsed="1"/>
     <w:lsdException w:name="Outline List 1" w:semiHidden="1" w:unhideWhenUsed="1"/>
@@ -1319,10 +1132,8 @@
     <w:lsdException w:name="Table Subtle 2" w:semiHidden="1" w:unhideWhenUsed="1"/>
     <w:lsdException w:name="Table Web 1" w:semiHidden="1" w:unhideWhenUsed="1"/>
     <w:lsdException w:name="Table Web 2" w:semiHidden="1" w:unhideWhenUsed="1"/>
-    <w:lsdException w:name="Table Web 3" w:semiHidden="1" w:unhideWhenUsed="1"/>
     <w:lsdException w:name="Balloon Text" w:semiHidden="1" w:unhideWhenUsed="1"/>
     <w:lsdException w:name="Table Grid" w:uiPriority="39"/>
-    <w:lsdException w:name="Table Theme" w:semiHidden="1" w:unhideWhenUsed="1"/>
     <w:lsdException w:name="Placeholder Text" w:semiHidden="1"/>
     <w:lsdException w:name="No Spacing" w:uiPriority="1" w:qFormat="1"/>
     <w:lsdException w:name="Light Shading" w:uiPriority="60"/>
@@ -1542,6 +1353,7 @@
     <w:lsdException w:name="Smart Hyperlink" w:semiHidden="1" w:unhideWhenUsed="1"/>
     <w:lsdException w:name="Hashtag" w:semiHidden="1" w:unhideWhenUsed="1"/>
     <w:lsdException w:name="Unresolved Mention" w:semiHidden="1" w:unhideWhenUsed="1"/>
+    <w:lsdException w:name="Smart Link" w:semiHidden="1" w:unhideWhenUsed="1"/>
   </w:latentStyles>
   <w:style w:type="paragraph" w:default="1" w:styleId="Normal">
     <w:name w:val="Normal"/>
